--- a/Dokumentacja.docx
+++ b/Dokumentacja.docx
@@ -10,6 +10,9 @@
     <w:p>
       <w:r>
         <w:t xml:space="preserve">Cel: </w:t>
+      </w:r>
+      <w:r>
+        <w:t xml:space="preserve"> „Walka z potworem”. Gracz ma punkty życia, atakuje przeciwnika, może się leczyc i wygrywa lub przegrywa.  Na początku gracz i potwór mają 100 punktów życia. Pętla działa do póki punkty życia gracza lub potwora nie spadną do 0. Jeśli gracz wybiera liczbe „1” to wykonuje się losowe obrażenia od 1-30. Jeśli gracz wpisze „2” losowane jest leczenie od 10-25 hp. Jest ograniczenie do 100 hp, jeśli np. gracz ma 95hp i wyleczy się o  20 to gra ustawi 100. Po ruchu gracza zawsze potwór odpowiada, losuje obrażenia od 5-20. </w:t>
       </w:r>
     </w:p>
     <w:sectPr>
@@ -181,6 +184,7 @@
   <w:style w:type="paragraph" w:default="1" w:styleId="Normalny">
     <w:name w:val="Normal"/>
     <w:qFormat/>
+    <w:rsid w:val="002011FB"/>
   </w:style>
   <w:style w:type="character" w:default="1" w:styleId="Domylnaczcionkaakapitu">
     <w:name w:val="Default Paragraph Font"/>
